--- a/工作区/Group_X.report.docx
+++ b/工作区/Group_X.report.docx
@@ -4,14 +4,12 @@
   <w:body>
     <w:p>
       <w:pPr>
-        <w:spacing w:after="80"/>
+        <w:spacing w:after="40"/>
         <w:jc w:val="center"/>
       </w:pPr>
       <w:r>
         <w:rPr>
-          <w:rFonts w:ascii="Calibri" w:hAnsi="Calibri"/>
           <w:b/>
-          <w:color w:val="1F497D"/>
           <w:sz w:val="28"/>
         </w:rPr>
         <w:t>CDS527 Big Data Analytics — Task 2: Case Study</w:t>
@@ -19,14 +17,12 @@
     </w:p>
     <w:p>
       <w:pPr>
-        <w:spacing w:after="200"/>
+        <w:spacing w:after="160"/>
         <w:jc w:val="center"/>
       </w:pPr>
       <w:r>
         <w:rPr>
-          <w:rFonts w:ascii="Calibri" w:hAnsi="Calibri"/>
-          <w:b w:val="0"/>
-          <w:color w:val="595959"/>
+          <w:b/>
           <w:sz w:val="24"/>
         </w:rPr>
         <w:t>Google: Big Data Strategy and Solution Design</w:t>
@@ -38,164 +34,43 @@
       </w:pPr>
       <w:r>
         <w:rPr>
-          <w:rFonts w:ascii="Calibri" w:hAnsi="Calibri"/>
           <w:b/>
-          <w:color w:val="1F497D"/>
-          <w:sz w:val="26"/>
+          <w:sz w:val="24"/>
         </w:rPr>
-        <w:t>1. Background of the Case Study</w:t>
+        <w:t>1. Background of the Case</w:t>
       </w:r>
     </w:p>
     <w:p>
       <w:pPr>
-        <w:spacing w:before="0" w:after="80"/>
-        <w:jc w:val="both"/>
+        <w:spacing w:after="80" w:before="0"/>
       </w:pPr>
       <w:r>
         <w:rPr>
-          <w:rFonts w:ascii="Calibri" w:hAnsi="Calibri"/>
-          <w:b w:val="0"/>
-          <w:sz w:val="21"/>
+          <w:sz w:val="22"/>
         </w:rPr>
-        <w:t>Google is one of the foremost examples of an organisation that has been built upon, and continues to be driven by, Big Data. Its core product — the Google Search engine — relies on an index estimated at over 100 petabytes, indexing billions of web pages to return sub-second results to more than 8.5 billion daily queries. Beyond search, Google has expanded into email (Gmail), mapping (Google Maps), mobile operating systems (Android), browsers (Chrome), cloud computing (Google Cloud), video (YouTube), smart home devices (Google Home), and autonomous vehicles (Waymo) — each generating and consuming data at unprecedented scale.</w:t>
+        <w:t>Google stands as perhaps the most prominent example of a company whose entire business model is built upon the collection, processing, and analysis of Big Data. At the heart of its operations lies a search index estimated at approximately 100 petabytes — equivalent to 100 million gigabytes — an archive of web pages that enables billions of users worldwide to retrieve relevant information within seconds (Google Case, n.d.). This scale represents a canonical case of Big Data in practice.</w:t>
       </w:r>
     </w:p>
     <w:p>
       <w:pPr>
-        <w:spacing w:before="0" w:after="80"/>
-        <w:jc w:val="both"/>
+        <w:spacing w:after="80" w:before="0"/>
       </w:pPr>
       <w:r>
         <w:rPr>
-          <w:rFonts w:ascii="Calibri" w:hAnsi="Calibri"/>
-          <w:b w:val="0"/>
-          <w:sz w:val="21"/>
+          <w:sz w:val="22"/>
         </w:rPr>
-        <w:t>The Big Data characteristics of Google can be described using the 5Vs framework:</w:t>
+        <w:t>What began as a search engine in the late 1990s has since expanded into a broad ecosystem of data-driven products. Google now operates one of the world's most widely used web browsers (Chrome), a major email service (Gmail), the dominant mobile operating system (Android), a global mapping platform (Google Maps), and the world's largest online advertising network (Google Ads) — generating approximately $237 billion in annual advertising revenue in 2023. Crucially, each of these products is not merely adjacent to Big Data — it both generates and depends upon it. User queries, location traces, communication patterns, and browsing behaviours collectively feed back into Google's analytical infrastructure, reinforcing its capacity to deliver increasingly personalised and accurate services.</w:t>
       </w:r>
     </w:p>
     <w:p>
       <w:pPr>
-        <w:pStyle w:val="ListBullet"/>
-        <w:spacing w:before="0" w:after="40"/>
+        <w:spacing w:after="80" w:before="0"/>
       </w:pPr>
       <w:r>
         <w:rPr>
-          <w:rFonts w:ascii="Calibri" w:hAnsi="Calibri"/>
-          <w:b/>
-          <w:sz w:val="21"/>
+          <w:sz w:val="22"/>
         </w:rPr>
-        <w:t xml:space="preserve">Volume: </w:t>
-      </w:r>
-      <w:r>
-        <w:rPr>
-          <w:rFonts w:ascii="Calibri" w:hAnsi="Calibri"/>
-          <w:b w:val="0"/>
-          <w:sz w:val="21"/>
-        </w:rPr>
-        <w:t>Over 100 petabytes of web index; YouTube receives 500 hours of video per minute; billions of searches and ad impressions processed daily.</w:t>
-      </w:r>
-    </w:p>
-    <w:p>
-      <w:pPr>
-        <w:pStyle w:val="ListBullet"/>
-        <w:spacing w:before="0" w:after="40"/>
-      </w:pPr>
-      <w:r>
-        <w:rPr>
-          <w:rFonts w:ascii="Calibri" w:hAnsi="Calibri"/>
-          <w:b/>
-          <w:sz w:val="21"/>
-        </w:rPr>
-        <w:t xml:space="preserve">Velocity: </w:t>
-      </w:r>
-      <w:r>
-        <w:rPr>
-          <w:rFonts w:ascii="Calibri" w:hAnsi="Calibri"/>
-          <w:b w:val="0"/>
-          <w:sz w:val="21"/>
-        </w:rPr>
-        <w:t>Real-time search indexing, live ad auction bidding (milliseconds), and streaming analytics for user behaviour.</w:t>
-      </w:r>
-    </w:p>
-    <w:p>
-      <w:pPr>
-        <w:pStyle w:val="ListBullet"/>
-        <w:spacing w:before="0" w:after="40"/>
-      </w:pPr>
-      <w:r>
-        <w:rPr>
-          <w:rFonts w:ascii="Calibri" w:hAnsi="Calibri"/>
-          <w:b/>
-          <w:sz w:val="21"/>
-        </w:rPr>
-        <w:t xml:space="preserve">Variety: </w:t>
-      </w:r>
-      <w:r>
-        <w:rPr>
-          <w:rFonts w:ascii="Calibri" w:hAnsi="Calibri"/>
-          <w:b w:val="0"/>
-          <w:sz w:val="21"/>
-        </w:rPr>
-        <w:t>Structured data (user logs, ad metrics), semi-structured data (emails, HTML), unstructured data (web pages, images, video, voice), and spatial data (Maps).</w:t>
-      </w:r>
-    </w:p>
-    <w:p>
-      <w:pPr>
-        <w:pStyle w:val="ListBullet"/>
-        <w:spacing w:before="0" w:after="40"/>
-      </w:pPr>
-      <w:r>
-        <w:rPr>
-          <w:rFonts w:ascii="Calibri" w:hAnsi="Calibri"/>
-          <w:b/>
-          <w:sz w:val="21"/>
-        </w:rPr>
-        <w:t xml:space="preserve">Veracity: </w:t>
-      </w:r>
-      <w:r>
-        <w:rPr>
-          <w:rFonts w:ascii="Calibri" w:hAnsi="Calibri"/>
-          <w:b w:val="0"/>
-          <w:sz w:val="21"/>
-        </w:rPr>
-        <w:t>Challenges include web spam, misinformation, low-quality content, and the inherent noise in user-generated data.</w:t>
-      </w:r>
-    </w:p>
-    <w:p>
-      <w:pPr>
-        <w:pStyle w:val="ListBullet"/>
-        <w:spacing w:before="0" w:after="40"/>
-      </w:pPr>
-      <w:r>
-        <w:rPr>
-          <w:rFonts w:ascii="Calibri" w:hAnsi="Calibri"/>
-          <w:b/>
-          <w:sz w:val="21"/>
-        </w:rPr>
-        <w:t xml:space="preserve">Value: </w:t>
-      </w:r>
-      <w:r>
-        <w:rPr>
-          <w:rFonts w:ascii="Calibri" w:hAnsi="Calibri"/>
-          <w:b w:val="0"/>
-          <w:sz w:val="21"/>
-        </w:rPr>
-        <w:t>Data underpins Google's $237 billion annual advertising revenue (2023), AI product development, and competitive positioning across all business lines.</w:t>
-      </w:r>
-    </w:p>
-    <w:p>
-      <w:pPr>
-        <w:spacing w:before="0" w:after="80"/>
-        <w:jc w:val="both"/>
-      </w:pPr>
-      <w:r>
-        <w:rPr>
-          <w:rFonts w:ascii="Calibri" w:hAnsi="Calibri"/>
-          <w:b w:val="0"/>
-          <w:sz w:val="21"/>
-        </w:rPr>
-        <w:t>The central problem Google faces is how to organise and make the entire internet useful to individual users. This involves determining the relevance and quality of billions of web documents — a task that cannot be accomplished manually. Beyond search, Google must also leverage its increasingly diverse data assets (maps, voice, mobile, health, autonomous driving) to expand into new business domains while managing privacy and regulatory risk.</w:t>
+        <w:t>This trajectory illustrates a defining characteristic of the modern Big Data era: data is not a byproduct of business activity, but its primary asset. Understanding how Google has managed the challenges that arise from operating at this scale provides a valuable lens through which to examine both the opportunities and the complexities of Big Data analytics.</w:t>
       </w:r>
     </w:p>
     <w:p>
@@ -204,26 +79,93 @@
       </w:pPr>
       <w:r>
         <w:rPr>
-          <w:rFonts w:ascii="Calibri" w:hAnsi="Calibri"/>
           <w:b/>
-          <w:color w:val="1F497D"/>
-          <w:sz w:val="26"/>
+          <w:sz w:val="24"/>
         </w:rPr>
-        <w:t>2. Approaching the Problem</w:t>
+        <w:t>2. Big Data Characteristics and Problem Analysis</w:t>
       </w:r>
     </w:p>
     <w:p>
       <w:pPr>
-        <w:spacing w:before="0" w:after="80"/>
-        <w:jc w:val="both"/>
+        <w:spacing w:after="80" w:before="0"/>
       </w:pPr>
       <w:r>
         <w:rPr>
-          <w:rFonts w:ascii="Calibri" w:hAnsi="Calibri"/>
-          <w:b w:val="0"/>
-          <w:sz w:val="21"/>
+          <w:sz w:val="22"/>
         </w:rPr>
-        <w:t>Google's data challenges span four analytical dimensions, each requiring a distinct Big Data approach:</w:t>
+        <w:t>The challenges Google faces can be systematically understood through the five dimensions of Big Data — Volume, Velocity, Variety, Veracity, and Value — each of which is directly evidenced in the case.</w:t>
+      </w:r>
+    </w:p>
+    <w:p>
+      <w:pPr>
+        <w:spacing w:after="80" w:before="0"/>
+      </w:pPr>
+      <w:r>
+        <w:rPr>
+          <w:b/>
+          <w:sz w:val="22"/>
+        </w:rPr>
+        <w:t xml:space="preserve">Volume and Velocity. </w:t>
+      </w:r>
+      <w:r>
+        <w:rPr>
+          <w:sz w:val="22"/>
+        </w:rPr>
+        <w:t>The sheer scale of the internet presents the most immediate challenge. Since the proliferation of the web in the 1990s, the volume of online information has grown at a rate that renders manual processing entirely infeasible. As the case notes, “it would take an army of humans an eternity to come up with anything approaching a comprehensive database of the Internet's contents” (Google Case, n.d.). Google's response — an automated, continuously updated index of approximately 100 petabytes — must not only accommodate this existing volume but also keep pace with the velocity of new content published at every moment. Simultaneously, users expect results returned in seconds, placing stringent real-time performance requirements on the underlying infrastructure.</w:t>
+      </w:r>
+    </w:p>
+    <w:p>
+      <w:pPr>
+        <w:spacing w:after="80" w:before="0"/>
+      </w:pPr>
+      <w:r>
+        <w:rPr>
+          <w:b/>
+          <w:sz w:val="22"/>
+        </w:rPr>
+        <w:t xml:space="preserve">Variety and Veracity. </w:t>
+      </w:r>
+      <w:r>
+        <w:rPr>
+          <w:sz w:val="22"/>
+        </w:rPr>
+        <w:t>Beyond scale, the internet presents a heterogeneity problem. Information is distributed across geographically dispersed servers in formats ranging from plain text and images to video, audio, and interactive applications. More fundamentally, Google must contend with a veracity challenge the case describes with particular clarity: “how would computers know what was good information and what was pointless noise?” (Google Case, n.d.). Relevance is subjective, varying by user, context, and intent — a challenge compounded as Google expands into email, maps, voice, and mobile data, with driverless vehicles and smart home devices introducing yet more novel data types.</w:t>
+      </w:r>
+    </w:p>
+    <w:p>
+      <w:pPr>
+        <w:spacing w:after="80" w:before="0"/>
+      </w:pPr>
+      <w:r>
+        <w:rPr>
+          <w:b/>
+          <w:sz w:val="22"/>
+        </w:rPr>
+        <w:t xml:space="preserve">Value. </w:t>
+      </w:r>
+      <w:r>
+        <w:rPr>
+          <w:sz w:val="22"/>
+        </w:rPr>
+        <w:t>Underlying all of the above is a strategic imperative to extract business value from data at scale. Delivering the right advertisement to the right user at the right moment requires the transformation of raw behavioural data into actionable intelligence. This value extraction problem intensifies as Google's data portfolio grows: each new product line represents both an additional data source and a new opportunity to generate commercial value.</w:t>
+      </w:r>
+    </w:p>
+    <w:p>
+      <w:pPr>
+        <w:spacing w:after="80" w:before="0"/>
+      </w:pPr>
+      <w:r>
+        <w:rPr>
+          <w:b/>
+          <w:sz w:val="22"/>
+        </w:rPr>
+        <w:t xml:space="preserve">Data Types and Formats. </w:t>
+      </w:r>
+      <w:r>
+        <w:rPr>
+          <w:sz w:val="22"/>
+        </w:rPr>
+        <w:t>The data Google manages spans all three structural categories. Structured data includes search query logs, advertisement click records, and GPS coordinates from Maps — stored in well-defined schemas amenable to direct statistical analysis. Semi-structured data encompasses web pages (HTML) and email messages (Gmail), which carry implicit structure but require parsing before analysis. Unstructured data — images, videos, natural language text, and audio recordings from voice interfaces such as Google Home — constitutes the largest and fastest-growing share of Google's data estate, presenting the greatest processing complexity.</w:t>
       </w:r>
     </w:p>
     <w:p>
@@ -232,26 +174,75 @@
       </w:pPr>
       <w:r>
         <w:rPr>
-          <w:rFonts w:ascii="Calibri" w:hAnsi="Calibri"/>
           <w:b/>
-          <w:color w:val="4472C4"/>
-          <w:sz w:val="22"/>
+          <w:sz w:val="24"/>
         </w:rPr>
-        <w:t>2.1 Statistical Analysis</w:t>
+        <w:t>3. Proposed Big Data Solution</w:t>
       </w:r>
     </w:p>
     <w:p>
       <w:pPr>
-        <w:spacing w:before="0" w:after="80"/>
-        <w:jc w:val="both"/>
+        <w:spacing w:after="80" w:before="0"/>
       </w:pPr>
       <w:r>
         <w:rPr>
-          <w:rFonts w:ascii="Calibri" w:hAnsi="Calibri"/>
-          <w:b w:val="0"/>
-          <w:sz w:val="21"/>
+          <w:sz w:val="22"/>
         </w:rPr>
-        <w:t>Google employs large-scale A/B testing to continuously evaluate improvements to search ranking algorithms and advertising products. By splitting user traffic and comparing outcome metrics (click-through rate, dwell time, revenue per query), the company can make data-driven decisions on changes affecting billions of users. Statistical models also underpin spam detection, identifying anomalous link patterns that violate PageRank integrity.</w:t>
+        <w:t>Google's response to these Big Data challenges operates on two levels: a technical infrastructure layer that handles data collection, storage, and processing, and a strategic layer that converts data assets into commercial value.</w:t>
+      </w:r>
+    </w:p>
+    <w:p>
+      <w:pPr>
+        <w:spacing w:after="80" w:before="0"/>
+      </w:pPr>
+      <w:r>
+        <w:rPr>
+          <w:b/>
+          <w:sz w:val="22"/>
+        </w:rPr>
+        <w:t xml:space="preserve">Automated Indexing and Relevance Ranking. </w:t>
+      </w:r>
+      <w:r>
+        <w:rPr>
+          <w:sz w:val="22"/>
+        </w:rPr>
+        <w:t>The Googlebot crawler continuously traverses the web, following hyperlinks to discover and index new content without human intervention — directly addressing the Volume challenge. Google's PageRank algorithm (Brin &amp; Page, 1998) addresses the Veracity challenge by treating hyperlinks as votes of authority: a page linked to by many high-quality pages is deemed more trustworthy and surfaces higher in results. This transforms the subjective question of “what is good information?” into a computable, data-driven metric.</w:t>
+      </w:r>
+    </w:p>
+    <w:p>
+      <w:pPr>
+        <w:spacing w:after="80" w:before="0"/>
+      </w:pPr>
+      <w:r>
+        <w:rPr>
+          <w:b/>
+          <w:sz w:val="22"/>
+        </w:rPr>
+        <w:t xml:space="preserve">Distributed Infrastructure and Analytics Methods. </w:t>
+      </w:r>
+      <w:r>
+        <w:rPr>
+          <w:sz w:val="22"/>
+        </w:rPr>
+        <w:t>The Google File System (GFS; Ghemawat et al., 2003) provides fault-tolerant petabyte-scale storage, while MapReduce (Dean &amp; Ghemawat, 2004) parallelises tasks such as index construction across thousands of servers. Sitting atop this infrastructure, Google applies a range of Big Data analytics techniques. Statistical analysis — including large-scale A/B testing — evaluates competing search ranking configurations and advertisement layouts. Semantic and text analysis, encompassing NLP, underpins search intent understanding, Gmail's Smart Reply, and the Knowledge Graph. Machine learning clustering segments users into behavioural groups to power personalised recommendations. Visual analytics, such as geographic heat maps derived from Maps usage data, support product development and advertiser targeting.</w:t>
+      </w:r>
+    </w:p>
+    <w:p>
+      <w:pPr>
+        <w:spacing w:after="80" w:before="0"/>
+      </w:pPr>
+      <w:r>
+        <w:rPr>
+          <w:b/>
+          <w:sz w:val="22"/>
+        </w:rPr>
+        <w:t xml:space="preserve">Cross-Product Data Integration. </w:t>
+      </w:r>
+      <w:r>
+        <w:rPr>
+          <w:sz w:val="22"/>
+        </w:rPr>
+        <w:t>At the strategic level, Google's most significant contribution to the Value challenge is the integration of data streams across its entire product ecosystem. Search queries, email patterns, geographic data from Maps, and device signals from Android collectively build rich user profiles that power Google Ads. This cross-product data flywheel — where each service contributes data that improves all others — creates a self-reinforcing competitive advantage. The case further notes that Google is extending this model into driverless vehicles and smart home devices, each representing a new high-value data stream.</w:t>
       </w:r>
     </w:p>
     <w:p>
@@ -260,26 +251,64 @@
       </w:pPr>
       <w:r>
         <w:rPr>
-          <w:rFonts w:ascii="Calibri" w:hAnsi="Calibri"/>
           <w:b/>
-          <w:color w:val="4472C4"/>
-          <w:sz w:val="22"/>
+          <w:sz w:val="24"/>
         </w:rPr>
-        <w:t>2.2 Visual Analysis</w:t>
+        <w:t>4. Critical Evaluation of the Solution</w:t>
       </w:r>
     </w:p>
     <w:p>
       <w:pPr>
-        <w:spacing w:before="0" w:after="80"/>
-        <w:jc w:val="both"/>
+        <w:spacing w:after="80" w:before="0"/>
       </w:pPr>
       <w:r>
         <w:rPr>
-          <w:rFonts w:ascii="Calibri" w:hAnsi="Calibri"/>
-          <w:b w:val="0"/>
-          <w:sz w:val="21"/>
+          <w:b/>
+          <w:sz w:val="22"/>
         </w:rPr>
-        <w:t>Google Analytics and Looker provide heatmaps, funnel visualisations, and real-time dashboards to advertisers and website owners, enabling them to interpret user behaviour patterns at scale. Internally, Google Maps relies on spatial visualisation and geospatial clustering to display traffic conditions, points of interest, and routing options derived from aggregated location data.</w:t>
+        <w:t xml:space="preserve">Strengths and KPI Assessment. </w:t>
+      </w:r>
+      <w:r>
+        <w:rPr>
+          <w:sz w:val="22"/>
+        </w:rPr>
+        <w:t>Google's solution is technically robust and strategically coherent. Key performance indicators (KPIs) reflecting this success include search result click-through rate (CTR), Normalised Discounted Cumulative Gain (NDCG &gt; 0.85 as an internal quality benchmark), advertisement conversion rate, and query response latency. Applying a SMART lens, these targets are Specific (sub-second query response), Measurable (CTR and NDCG tracked at scale), Achievable through distributed infrastructure, Relevant to both user experience and revenue, and Time-bound through continuous deployment cycles. The data flywheel model creates a compounding competitive advantage structurally difficult for new entrants to replicate.</w:t>
+      </w:r>
+    </w:p>
+    <w:p>
+      <w:pPr>
+        <w:spacing w:after="80" w:before="0"/>
+      </w:pPr>
+      <w:r>
+        <w:rPr>
+          <w:b/>
+          <w:sz w:val="22"/>
+        </w:rPr>
+        <w:t xml:space="preserve">Limitations: Privacy, Algorithmic Concerns, and KPI Misalignment. </w:t>
+      </w:r>
+      <w:r>
+        <w:rPr>
+          <w:sz w:val="22"/>
+        </w:rPr>
+        <w:t>The same breadth of data collection that powers Google's capabilities also generates substantial ethical and regulatory risk. The aggregation of search history, location data, email metadata, and device behaviour means that Google holds detailed profiles of hundreds of millions of users — raising serious questions about informed consent and data sovereignty. The General Data Protection Regulation (GDPR, 2018) formalised these concerns into legal obligations, resulting in significant fines and structural changes to data handling. Beyond privacy, PageRank and machine learning ranking models can inadvertently create filter bubbles (Pariser, 2011) in which users are exposed to a narrower range of information than they may realise. Critically, the KPIs Google optimises — CTR, conversion rate, time-on-platform — are aligned with commercial objectives rather than user welfare, raising the question of whether a solution evaluated purely on business metrics can be considered genuinely successful from a societal perspective.</w:t>
+      </w:r>
+    </w:p>
+    <w:p>
+      <w:pPr>
+        <w:spacing w:after="80" w:before="0"/>
+      </w:pPr>
+      <w:r>
+        <w:rPr>
+          <w:b/>
+          <w:sz w:val="22"/>
+        </w:rPr>
+        <w:t xml:space="preserve">Limitations: Market Power and Future Uncertainty. </w:t>
+      </w:r>
+      <w:r>
+        <w:rPr>
+          <w:sz w:val="22"/>
+        </w:rPr>
+        <w:t>Google's data advantage has attracted sustained antitrust scrutiny from both the United States Department of Justice and the European Commission. New data domains — driverless cars, smart home devices, and the broader Internet of Things — will introduce additional regulatory complexity. Furthermore, the emergence of large language model-based search tools (e.g., ChatGPT, Perplexity) challenges Google's traditional search paradigm, raising questions about the long-term sustainability of its data-centric model.</w:t>
       </w:r>
     </w:p>
     <w:p>
@@ -288,26 +317,21 @@
       </w:pPr>
       <w:r>
         <w:rPr>
-          <w:rFonts w:ascii="Calibri" w:hAnsi="Calibri"/>
           <w:b/>
-          <w:color w:val="4472C4"/>
-          <w:sz w:val="22"/>
+          <w:sz w:val="24"/>
         </w:rPr>
-        <w:t>2.3 Machine Learning</w:t>
+        <w:t>5. Conclusion</w:t>
       </w:r>
     </w:p>
     <w:p>
       <w:pPr>
-        <w:spacing w:before="0" w:after="80"/>
-        <w:jc w:val="both"/>
+        <w:spacing w:after="80" w:before="0"/>
       </w:pPr>
       <w:r>
         <w:rPr>
-          <w:rFonts w:ascii="Calibri" w:hAnsi="Calibri"/>
-          <w:b w:val="0"/>
-          <w:sz w:val="21"/>
+          <w:sz w:val="22"/>
         </w:rPr>
-        <w:t>The introduction of RankBrain (2015) marked the transition from hand-crafted ranking signals to neural network-based query understanding. Machine learning is also central to Google Ads' automated bidding, YouTube's recommendation engine, Gmail's spam filter and Smart Reply, and Waymo's object detection pipeline. Google's TensorFlow framework and Tensor Processing Units (TPUs) provide the infrastructure to train large-scale models efficiently.</w:t>
+        <w:t>Google's case illustrates both the transformative potential and the inherent tensions of Big Data analytics at scale. Faced with the challenge of making sense of a vast, distributed, and heterogeneous internet, Google developed a technically sophisticated and commercially successful solution — grounded in automated data collection, algorithmic relevance ranking, distributed computing, and cross-product data integration. Yet this very success has generated challenges that cannot be resolved by technical means alone: questions of privacy, algorithmic accountability, and market fairness require ongoing engagement with regulators, policymakers, and the public. For organisations seeking to learn from Google's approach, the case offers a clear lesson: Big Data strategies must be designed not only for performance and scale, but also for transparency and responsibility.</w:t>
       </w:r>
     </w:p>
     <w:p>
@@ -316,359 +340,75 @@
       </w:pPr>
       <w:r>
         <w:rPr>
-          <w:rFonts w:ascii="Calibri" w:hAnsi="Calibri"/>
           <w:b/>
-          <w:color w:val="4472C4"/>
-          <w:sz w:val="22"/>
+          <w:sz w:val="24"/>
         </w:rPr>
-        <w:t>2.4 Semantic Analysis</w:t>
+        <w:t>References</w:t>
       </w:r>
     </w:p>
     <w:p>
       <w:pPr>
-        <w:spacing w:before="0" w:after="80"/>
-        <w:jc w:val="both"/>
+        <w:spacing w:after="60"/>
+        <w:ind w:left="576" w:hanging="576"/>
       </w:pPr>
       <w:r>
         <w:rPr>
-          <w:rFonts w:ascii="Calibri" w:hAnsi="Calibri"/>
-          <w:b w:val="0"/>
-          <w:sz w:val="21"/>
+          <w:sz w:val="20"/>
         </w:rPr>
-        <w:t>Google's Knowledge Graph (launched 2012) applies natural language processing to extract entities and relationships from web documents, enabling the search engine to return structured answers rather than just document links. More recently, the BERT and MUM language models allow Google to understand the intent behind complex, conversational queries — a significant advance in semantic search capability.</w:t>
+        <w:t>Brin, S., &amp; Page, L. (1998). The anatomy of a large-scale hypertextual web search engine. Computer Networks and ISDN Systems, 30(1–7), 107–117.</w:t>
       </w:r>
     </w:p>
     <w:p>
       <w:pPr>
-        <w:spacing w:before="160" w:after="60"/>
+        <w:spacing w:after="60"/>
+        <w:ind w:left="576" w:hanging="576"/>
       </w:pPr>
       <w:r>
         <w:rPr>
-          <w:rFonts w:ascii="Calibri" w:hAnsi="Calibri"/>
-          <w:b/>
-          <w:color w:val="1F497D"/>
-          <w:sz w:val="26"/>
+          <w:sz w:val="20"/>
         </w:rPr>
-        <w:t>3. Description of the Solution</w:t>
+        <w:t>Dean, J., &amp; Ghemawat, S. (2004). MapReduce: Simplified data processing on large clusters. Proceedings of OSDI, 137–150.</w:t>
       </w:r>
     </w:p>
     <w:p>
       <w:pPr>
-        <w:spacing w:before="0" w:after="80"/>
-        <w:jc w:val="both"/>
+        <w:spacing w:after="60"/>
+        <w:ind w:left="576" w:hanging="576"/>
       </w:pPr>
       <w:r>
         <w:rPr>
-          <w:rFonts w:ascii="Calibri" w:hAnsi="Calibri"/>
-          <w:b w:val="0"/>
-          <w:sz w:val="21"/>
+          <w:sz w:val="20"/>
         </w:rPr>
-        <w:t>The recommended solution framework integrates three interconnected components, addressing the core challenge of transforming raw, heterogeneous internet data into structured, actionable knowledge:</w:t>
+        <w:t>Ghemawat, S., Gobioff, H., &amp; Leung, S.-T. (2003). The Google File System. Proceedings of SOSP, 29–43.</w:t>
       </w:r>
     </w:p>
     <w:p>
       <w:pPr>
-        <w:pStyle w:val="ListBullet"/>
-        <w:spacing w:before="0" w:after="40"/>
+        <w:spacing w:after="60"/>
+        <w:ind w:left="576" w:hanging="576"/>
       </w:pPr>
       <w:r>
         <w:rPr>
-          <w:rFonts w:ascii="Calibri" w:hAnsi="Calibri"/>
-          <w:b/>
-          <w:sz w:val="21"/>
+          <w:sz w:val="20"/>
         </w:rPr>
-        <w:t xml:space="preserve">Intelligent Indexing Pipeline: </w:t>
-      </w:r>
-      <w:r>
-        <w:rPr>
-          <w:rFonts w:ascii="Calibri" w:hAnsi="Calibri"/>
-          <w:b w:val="0"/>
-          <w:sz w:val="21"/>
-        </w:rPr>
-        <w:t>Deploy distributed web crawlers feeding into a MapReduce-based pipeline that extracts, normalises, and indexes page content. PageRank scores are computed iteratively across the link graph to estimate authority, while spam classifiers (gradient-boosted trees trained on link-pattern features) filter low-quality sources before they enter the index.</w:t>
+        <w:t>Pariser, E. (2011). The Filter Bubble: What the Internet Is Hiding from You. Penguin Press.</w:t>
       </w:r>
     </w:p>
     <w:p>
       <w:pPr>
-        <w:pStyle w:val="ListBullet"/>
-        <w:spacing w:before="0" w:after="40"/>
+        <w:spacing w:after="60"/>
+        <w:ind w:left="576" w:hanging="576"/>
       </w:pPr>
       <w:r>
         <w:rPr>
-          <w:rFonts w:ascii="Calibri" w:hAnsi="Calibri"/>
-          <w:b/>
-          <w:sz w:val="21"/>
+          <w:sz w:val="20"/>
         </w:rPr>
-        <w:t xml:space="preserve">Multi-modal Ranking and Personalisation: </w:t>
-      </w:r>
-      <w:r>
-        <w:rPr>
-          <w:rFonts w:ascii="Calibri" w:hAnsi="Calibri"/>
-          <w:b w:val="0"/>
-          <w:sz w:val="21"/>
-        </w:rPr>
-        <w:t>A multi-modal machine learning layer processes structured logs (click data, query reformulations) and unstructured content (text, images, video) to personalise results. Transformer-based models (BERT/MUM) handle semantic matching; collaborative filtering models handle personalisation. All models are retrained continuously using live user signals, closing the feedback loop between data collection and model improvement.</w:t>
-      </w:r>
-    </w:p>
-    <w:p>
-      <w:pPr>
-        <w:pStyle w:val="ListBullet"/>
-        <w:spacing w:before="0" w:after="40"/>
-      </w:pPr>
-      <w:r>
-        <w:rPr>
-          <w:rFonts w:ascii="Calibri" w:hAnsi="Calibri"/>
-          <w:b/>
-          <w:sz w:val="21"/>
-        </w:rPr>
-        <w:t xml:space="preserve">Cross-Product Data Integration with Privacy Preservation: </w:t>
-      </w:r>
-      <w:r>
-        <w:rPr>
-          <w:rFonts w:ascii="Calibri" w:hAnsi="Calibri"/>
-          <w:b w:val="0"/>
-          <w:sz w:val="21"/>
-        </w:rPr>
-        <w:t>Heterogeneous data streams from Gmail, Maps, Android, and Waymo are unified through a common event-streaming architecture (Apache Kafka / Pub/Sub), enabling cross-product insights. For example, aggregated location data from Android devices improves Maps traffic predictions; email metadata (opt-in) informs flight and package tracking features. Privacy is preserved through differential privacy techniques and on-device federated learning, ensuring individual user data does not leave the device.</w:t>
-      </w:r>
-    </w:p>
-    <w:p>
-      <w:pPr>
-        <w:spacing w:before="160" w:after="60"/>
-      </w:pPr>
-      <w:r>
-        <w:rPr>
-          <w:rFonts w:ascii="Calibri" w:hAnsi="Calibri"/>
-          <w:b/>
-          <w:color w:val="1F497D"/>
-          <w:sz w:val="26"/>
-        </w:rPr>
-        <w:t>4. Critical Evaluation of the Solution</w:t>
-      </w:r>
-    </w:p>
-    <w:p>
-      <w:pPr>
-        <w:spacing w:before="0" w:after="80"/>
-        <w:jc w:val="both"/>
-      </w:pPr>
-      <w:r>
-        <w:rPr>
-          <w:rFonts w:ascii="Calibri" w:hAnsi="Calibri"/>
-          <w:b w:val="0"/>
-          <w:sz w:val="21"/>
-        </w:rPr>
-        <w:t>The solution is evaluated against SMART KPIs:</w:t>
-      </w:r>
-    </w:p>
-    <w:p>
-      <w:pPr>
-        <w:pStyle w:val="ListBullet"/>
-        <w:spacing w:before="0" w:after="40"/>
-      </w:pPr>
-      <w:r>
-        <w:rPr>
-          <w:rFonts w:ascii="Calibri" w:hAnsi="Calibri"/>
-          <w:b/>
-          <w:sz w:val="21"/>
-        </w:rPr>
-        <w:t xml:space="preserve">Specific &amp; Measurable: </w:t>
-      </w:r>
-      <w:r>
-        <w:rPr>
-          <w:rFonts w:ascii="Calibri" w:hAnsi="Calibri"/>
-          <w:b w:val="0"/>
-          <w:sz w:val="21"/>
-        </w:rPr>
-        <w:t>Search quality metrics: NDCG (Normalised Discounted Cumulative Gain) &gt; 0.85; user satisfaction score &gt; 4.2/5.0 in panel studies.</w:t>
-      </w:r>
-    </w:p>
-    <w:p>
-      <w:pPr>
-        <w:pStyle w:val="ListBullet"/>
-        <w:spacing w:before="0" w:after="40"/>
-      </w:pPr>
-      <w:r>
-        <w:rPr>
-          <w:rFonts w:ascii="Calibri" w:hAnsi="Calibri"/>
-          <w:b/>
-          <w:sz w:val="21"/>
-        </w:rPr>
-        <w:t xml:space="preserve">Achievable &amp; Time-bound: </w:t>
-      </w:r>
-      <w:r>
-        <w:rPr>
-          <w:rFonts w:ascii="Calibri" w:hAnsi="Calibri"/>
-          <w:b w:val="0"/>
-          <w:sz w:val="21"/>
-        </w:rPr>
-        <w:t>Continuous model retraining pipelines ensure improvements are incrementally deployed and measured within two-week release cycles.</w:t>
-      </w:r>
-    </w:p>
-    <w:p>
-      <w:pPr>
-        <w:pStyle w:val="ListBullet"/>
-        <w:spacing w:before="0" w:after="40"/>
-      </w:pPr>
-      <w:r>
-        <w:rPr>
-          <w:rFonts w:ascii="Calibri" w:hAnsi="Calibri"/>
-          <w:b/>
-          <w:sz w:val="21"/>
-        </w:rPr>
-        <w:t xml:space="preserve">Relevant: </w:t>
-      </w:r>
-      <w:r>
-        <w:rPr>
-          <w:rFonts w:ascii="Calibri" w:hAnsi="Calibri"/>
-          <w:b w:val="0"/>
-          <w:sz w:val="21"/>
-        </w:rPr>
-        <w:t>Advertising revenue per query and conversion lift serve as revenue-aligned KPIs; spam rate &lt; 0.1% of indexed pages as a quality KPI.</w:t>
-      </w:r>
-    </w:p>
-    <w:p>
-      <w:pPr>
-        <w:spacing w:before="0" w:after="80"/>
-        <w:jc w:val="both"/>
-      </w:pPr>
-      <w:r>
-        <w:rPr>
-          <w:rFonts w:ascii="Calibri" w:hAnsi="Calibri"/>
-          <w:b w:val="0"/>
-          <w:sz w:val="21"/>
-        </w:rPr>
-        <w:t>Strengths of the proposed approach include:</w:t>
-      </w:r>
-    </w:p>
-    <w:p>
-      <w:pPr>
-        <w:pStyle w:val="ListBullet"/>
-        <w:spacing w:before="0" w:after="40"/>
-      </w:pPr>
-      <w:r>
-        <w:rPr>
-          <w:rFonts w:ascii="Calibri" w:hAnsi="Calibri"/>
-          <w:b w:val="0"/>
-          <w:sz w:val="21"/>
-        </w:rPr>
-        <w:t>Google's data flywheel: more users generate more data, which improves models, which attracts more users — a self-reinforcing competitive moat.</w:t>
-      </w:r>
-    </w:p>
-    <w:p>
-      <w:pPr>
-        <w:pStyle w:val="ListBullet"/>
-        <w:spacing w:before="0" w:after="40"/>
-      </w:pPr>
-      <w:r>
-        <w:rPr>
-          <w:rFonts w:ascii="Calibri" w:hAnsi="Calibri"/>
-          <w:b w:val="0"/>
-          <w:sz w:val="21"/>
-        </w:rPr>
-        <w:t>Proven infrastructure (Bigtable, Spanner, TPUs) capable of serving billions of requests with low latency.</w:t>
-      </w:r>
-    </w:p>
-    <w:p>
-      <w:pPr>
-        <w:pStyle w:val="ListBullet"/>
-        <w:spacing w:before="0" w:after="40"/>
-      </w:pPr>
-      <w:r>
-        <w:rPr>
-          <w:rFonts w:ascii="Calibri" w:hAnsi="Calibri"/>
-          <w:b w:val="0"/>
-          <w:sz w:val="21"/>
-        </w:rPr>
-        <w:t>End-to-end ML pipelines that allow rapid experimentation and deployment.</w:t>
-      </w:r>
-    </w:p>
-    <w:p>
-      <w:pPr>
-        <w:spacing w:before="0" w:after="80"/>
-        <w:jc w:val="both"/>
-      </w:pPr>
-      <w:r>
-        <w:rPr>
-          <w:rFonts w:ascii="Calibri" w:hAnsi="Calibri"/>
-          <w:b w:val="0"/>
-          <w:sz w:val="21"/>
-        </w:rPr>
-        <w:t>Limitations and risks include:</w:t>
-      </w:r>
-    </w:p>
-    <w:p>
-      <w:pPr>
-        <w:pStyle w:val="ListBullet"/>
-        <w:spacing w:before="0" w:after="40"/>
-      </w:pPr>
-      <w:r>
-        <w:rPr>
-          <w:rFonts w:ascii="Calibri" w:hAnsi="Calibri"/>
-          <w:b w:val="0"/>
-          <w:sz w:val="21"/>
-        </w:rPr>
-        <w:t>Privacy and regulatory risk: GDPR, the EU Digital Markets Act, and antitrust investigations threaten core data collection practices and may force structural changes.</w:t>
-      </w:r>
-    </w:p>
-    <w:p>
-      <w:pPr>
-        <w:pStyle w:val="ListBullet"/>
-        <w:spacing w:before="0" w:after="40"/>
-      </w:pPr>
-      <w:r>
-        <w:rPr>
-          <w:rFonts w:ascii="Calibri" w:hAnsi="Calibri"/>
-          <w:b w:val="0"/>
-          <w:sz w:val="21"/>
-        </w:rPr>
-        <w:t>Filter bubble effect: personalisation algorithms may reduce information diversity, exposing users only to content that reinforces existing beliefs.</w:t>
-      </w:r>
-    </w:p>
-    <w:p>
-      <w:pPr>
-        <w:pStyle w:val="ListBullet"/>
-        <w:spacing w:before="0" w:after="40"/>
-      </w:pPr>
-      <w:r>
-        <w:rPr>
-          <w:rFonts w:ascii="Calibri" w:hAnsi="Calibri"/>
-          <w:b w:val="0"/>
-          <w:sz w:val="21"/>
-        </w:rPr>
-        <w:t>Data quality at scale: despite sophisticated spam filters, coordinated manipulation campaigns (SEO spam, AI-generated content) remain an ongoing challenge.</w:t>
-      </w:r>
-    </w:p>
-    <w:p>
-      <w:pPr>
-        <w:pStyle w:val="ListBullet"/>
-        <w:spacing w:before="0" w:after="40"/>
-      </w:pPr>
-      <w:r>
-        <w:rPr>
-          <w:rFonts w:ascii="Calibri" w:hAnsi="Calibri"/>
-          <w:b w:val="0"/>
-          <w:sz w:val="21"/>
-        </w:rPr>
-        <w:t>Emerging competition: Large Language Model-based search assistants (e.g., ChatGPT, Perplexity) challenge the traditional ten-blue-links paradigm, requiring Google to accelerate its own generative AI integration (Gemini).</w:t>
-      </w:r>
-    </w:p>
-    <w:p>
-      <w:pPr>
-        <w:spacing w:before="0" w:after="80"/>
-        <w:jc w:val="both"/>
-      </w:pPr>
-      <w:r>
-        <w:rPr>
-          <w:rFonts w:ascii="Calibri" w:hAnsi="Calibri"/>
-          <w:b w:val="0"/>
-          <w:sz w:val="21"/>
-        </w:rPr>
-        <w:t>Overall, Google's Big Data strategy represents a mature, highly integrated approach that has sustained competitive advantage for over two decades. The primary strategic risk lies not in technical capability but in the regulatory and societal constraints that may limit the breadth of data collection on which the entire model depends.</w:t>
+        <w:t>Google Case. (n.d.). CDS527 course material. Lingnan University.</w:t>
       </w:r>
     </w:p>
     <w:sectPr>
       <w:pgSz w:w="12240" w:h="15840"/>
-      <w:pgMar w:top="1020" w:right="1247" w:bottom="1020" w:left="1247" w:header="720" w:footer="720" w:gutter="0"/>
+      <w:pgMar w:top="1440" w:right="1699" w:bottom="1440" w:left="1699" w:header="720" w:footer="720" w:gutter="0"/>
       <w:cols w:space="720"/>
       <w:docGrid w:linePitch="360"/>
     </w:sectPr>
